--- a/output/docx/en/BUFRCREX_TableB_en_33.docx
+++ b/output/docx/en/BUFRCREX_TableB_en_33.docx
@@ -6009,7 +6009,7 @@
                 <w:b w:val="0"/>
                 <w:sz w:val="16"/>
               </w:rPr>
-              <w:t>Note 168: When defining an event for use with descriptor 0 33 045 or 0 33 046, descriptor 0 33 042 may be employed in order to indicate that the following value is actually abound for a range of values. | Note 173: When using descriptor 0 33 045 or 0 33 046, operator 2 41 000 shall be used in order to define the following event to which the reported probability value applies.</w:t>
+              <w:t>Note B168: When defining an event for use with descriptor 0 33 045 or 0 33 046, descriptor 0 33 042 may be employed in order to indicate that the following value is actually abound for a range of values. | Note B173: When using descriptor 0 33 045 or 0 33 046, operator 2 41 000 shall be used in order to define the following event to which the reported probability value applies.</w:t>
             </w:r>
           </w:p>
         </w:tc>
@@ -6202,7 +6202,7 @@
                 <w:b w:val="0"/>
                 <w:sz w:val="16"/>
               </w:rPr>
-              <w:t>Note 168: When defining an event for use with descriptor 0 33 045 or 0 33 046, descriptor 0 33 042 may be employed in order to indicate that the following value is actually abound for a range of values. | Note 173: When using descriptor 0 33 045 or 0 33 046, operator 2 41 000 shall be used in order to define the following event to which the reported probability value applies. | Note 174: When using descriptor 0 33 046, operator 2 42 000 shall precede the occurrence of this descriptor in order to define the event upon which the reported probability value is conditioned.</w:t>
+              <w:t>Note B168: When defining an event for use with descriptor 0 33 045 or 0 33 046, descriptor 0 33 042 may be employed in order to indicate that the following value is actually abound for a range of values. | Note B173: When using descriptor 0 33 045 or 0 33 046, operator 2 41 000 shall be used in order to define the following event to which the reported probability value applies. | Note B174: When using descriptor 0 33 046, operator 2 42 000 shall precede the occurrence of this descriptor in order to define the event upon which the reported probability value is conditioned.</w:t>
             </w:r>
           </w:p>
         </w:tc>
